--- a/folder/proj/CDE_Customer_Requirements.docx
+++ b/folder/proj/CDE_Customer_Requirements.docx
@@ -235,7 +235,22 @@
         <w:pStyle w:val="Heading1"/>
       </w:pPr>
       <w:r>
-        <w:t xml:space="preserve">1. APIs to enable (per project)</w:t>
+        <w:t xml:space="preserve">1. APIs to enable — service vs host</w:t>
+      </w:r>
+    </w:p>
+    <w:p>
+      <w:pPr>
+        <w:spacing w:after="60" w:before="120"/>
+      </w:pPr>
+      <w:r>
+        <w:rPr>
+          <w:b/>
+          <w:bCs/>
+          <w:color w:val="2E5496"/>
+          <w:sz w:val="22"/>
+          <w:szCs w:val="22"/>
+        </w:rPr>
+        <w:t xml:space="preserve">Service project (our workloads)</w:t>
       </w:r>
     </w:p>
     <w:p>
@@ -247,7 +262,110 @@
           <w:sz w:val="21"/>
           <w:szCs w:val="21"/>
         </w:rPr>
-        <w:t xml:space="preserve">run, cloudfunctions, iam, firestore, bigquery, secretmanager, artifactregistry, aiplatform, discoveryengine, modelarmor, compute, vpcaccess, iap, dns, cloudkms, logging, monitoring (.googleapis.com). See the Shared VPC section for which project each belongs to.</w:t>
+        <w:t xml:space="preserve">run, cloudfunctions, iam, firestore, bigquery, secretmanager, artifactregistry, aiplatform, discoveryengine, modelarmor, vpcaccess, iap, compute, cloudkms, logging, monitoring — all .googleapis.com.</w:t>
+      </w:r>
+    </w:p>
+    <w:p>
+      <w:pPr>
+        <w:spacing w:after="60" w:before="120"/>
+      </w:pPr>
+      <w:r>
+        <w:rPr>
+          <w:b/>
+          <w:bCs/>
+          <w:color w:val="2E5496"/>
+          <w:sz w:val="22"/>
+          <w:szCs w:val="22"/>
+        </w:rPr>
+        <w:t xml:space="preserve">Host project (network owner — usually already enabled)</w:t>
+      </w:r>
+    </w:p>
+    <w:p>
+      <w:pPr>
+        <w:spacing w:after="80"/>
+      </w:pPr>
+      <w:r>
+        <w:rPr>
+          <w:sz w:val="21"/>
+          <w:szCs w:val="21"/>
+        </w:rPr>
+        <w:t xml:space="preserve">compute, dns, vpcaccess (only if the Serverless VPC connector lives in the host), networkconnectivity — all .googleapis.com.</w:t>
+      </w:r>
+    </w:p>
+    <w:p>
+      <w:pPr>
+        <w:spacing w:after="80"/>
+      </w:pPr>
+      <w:r>
+        <w:rPr>
+          <w:sz w:val="21"/>
+          <w:szCs w:val="21"/>
+        </w:rPr>
+        <w:t xml:space="preserve">Note: </w:t>
+      </w:r>
+      <w:r>
+        <w:rPr>
+          <w:b/>
+          <w:bCs/>
+          <w:sz w:val="21"/>
+          <w:szCs w:val="21"/>
+        </w:rPr>
+        <w:t xml:space="preserve">compute</w:t>
+      </w:r>
+      <w:r>
+        <w:rPr>
+          <w:sz w:val="21"/>
+          <w:szCs w:val="21"/>
+        </w:rPr>
+        <w:t xml:space="preserve"> and </w:t>
+      </w:r>
+      <w:r>
+        <w:rPr>
+          <w:b/>
+          <w:bCs/>
+          <w:sz w:val="21"/>
+          <w:szCs w:val="21"/>
+        </w:rPr>
+        <w:t xml:space="preserve">vpcaccess</w:t>
+      </w:r>
+      <w:r>
+        <w:rPr>
+          <w:sz w:val="21"/>
+          <w:szCs w:val="21"/>
+        </w:rPr>
+        <w:t xml:space="preserve"> appear in both — the host owns the network, but the service project still needs </w:t>
+      </w:r>
+      <w:r>
+        <w:rPr>
+          <w:b/>
+          <w:bCs/>
+          <w:sz w:val="21"/>
+          <w:szCs w:val="21"/>
+        </w:rPr>
+        <w:t xml:space="preserve">compute</w:t>
+      </w:r>
+      <w:r>
+        <w:rPr>
+          <w:sz w:val="21"/>
+          <w:szCs w:val="21"/>
+        </w:rPr>
+        <w:t xml:space="preserve"> (it creates the internal LB resources that reference host subnets) and </w:t>
+      </w:r>
+      <w:r>
+        <w:rPr>
+          <w:b/>
+          <w:bCs/>
+          <w:sz w:val="21"/>
+          <w:szCs w:val="21"/>
+        </w:rPr>
+        <w:t xml:space="preserve">vpcaccess</w:t>
+      </w:r>
+      <w:r>
+        <w:rPr>
+          <w:sz w:val="21"/>
+          <w:szCs w:val="21"/>
+        </w:rPr>
+        <w:t xml:space="preserve"> (to attach the existing connector).</w:t>
       </w:r>
     </w:p>
     <w:p>

--- a/folder/proj/CDE_Customer_Requirements.docx
+++ b/folder/proj/CDE_Customer_Requirements.docx
@@ -1661,6 +1661,289 @@
         </w:tc>
       </w:tr>
     </w:tbl>
+    <w:p>
+      <w:pPr>
+        <w:pStyle w:val="Heading1"/>
+      </w:pPr>
+      <w:r>
+        <w:t xml:space="preserve">3a. Frontend ingress — internal LB + IAP</w:t>
+      </w:r>
+    </w:p>
+    <w:p>
+      <w:pPr>
+        <w:spacing w:after="80"/>
+      </w:pPr>
+      <w:r>
+        <w:rPr>
+          <w:sz w:val="21"/>
+          <w:szCs w:val="21"/>
+        </w:rPr>
+        <w:t xml:space="preserve">The frontend is reached through a regional </w:t>
+      </w:r>
+      <w:r>
+        <w:rPr>
+          <w:b/>
+          <w:bCs/>
+          <w:sz w:val="21"/>
+          <w:szCs w:val="21"/>
+        </w:rPr>
+        <w:t xml:space="preserve">internal</w:t>
+      </w:r>
+      <w:r>
+        <w:rPr>
+          <w:sz w:val="21"/>
+          <w:szCs w:val="21"/>
+        </w:rPr>
+        <w:t xml:space="preserve"> Application LB (no external LB). IAP restricts access to the Okta allow-group; the custom domain resolves to the internal VIP via private DNS. The backend Cloud Run is not behind this LB — the frontend calls it directly.</w:t>
+      </w:r>
+    </w:p>
+    <w:p>
+      <w:pPr>
+        <w:spacing w:after="60" w:before="120"/>
+      </w:pPr>
+      <w:r>
+        <w:rPr>
+          <w:b/>
+          <w:bCs/>
+          <w:color w:val="2E5496"/>
+          <w:sz w:val="22"/>
+          <w:szCs w:val="22"/>
+        </w:rPr>
+        <w:t xml:space="preserve">Frontend Cloud Run + service account</w:t>
+      </w:r>
+    </w:p>
+    <w:p>
+      <w:pPr>
+        <w:pStyle w:val="ListParagraph"/>
+        <w:numPr>
+          <w:ilvl w:val="0"/>
+          <w:numId w:val="3"/>
+        </w:numPr>
+        <w:spacing w:after="30"/>
+      </w:pPr>
+      <w:r>
+        <w:rPr>
+          <w:sz w:val="21"/>
+          <w:szCs w:val="21"/>
+        </w:rPr>
+        <w:t xml:space="preserve">Service cde-&lt;env&gt;-frontend: ingress internal, gen2, port 8080, image from Artifact Registry.</w:t>
+      </w:r>
+    </w:p>
+    <w:p>
+      <w:pPr>
+        <w:pStyle w:val="ListParagraph"/>
+        <w:numPr>
+          <w:ilvl w:val="0"/>
+          <w:numId w:val="3"/>
+        </w:numPr>
+        <w:spacing w:after="30"/>
+      </w:pPr>
+      <w:r>
+        <w:rPr>
+          <w:sz w:val="21"/>
+          <w:szCs w:val="21"/>
+        </w:rPr>
+        <w:t xml:space="preserve">Frontend runtime SA (separate from backend): roles/run.invoker on the backend service; roles/secretmanager.secretAccessor if it reads secrets.</w:t>
+      </w:r>
+    </w:p>
+    <w:p>
+      <w:pPr>
+        <w:spacing w:after="60" w:before="120"/>
+      </w:pPr>
+      <w:r>
+        <w:rPr>
+          <w:b/>
+          <w:bCs/>
+          <w:color w:val="2E5496"/>
+          <w:sz w:val="22"/>
+          <w:szCs w:val="22"/>
+        </w:rPr>
+        <w:t xml:space="preserve">Internal Application LB (INTERNAL_MANAGED) — three pieces</w:t>
+      </w:r>
+    </w:p>
+    <w:p>
+      <w:pPr>
+        <w:pStyle w:val="ListParagraph"/>
+        <w:numPr>
+          <w:ilvl w:val="0"/>
+          <w:numId w:val="3"/>
+        </w:numPr>
+        <w:spacing w:after="30"/>
+      </w:pPr>
+      <w:r>
+        <w:rPr>
+          <w:sz w:val="21"/>
+          <w:szCs w:val="21"/>
+        </w:rPr>
+        <w:t xml:space="preserve">Frontend: internal VIP (on the app subnet) + forwarding rule (port 443) + target HTTPS proxy + regional SSL certificate (internal CA / Certificate Manager).</w:t>
+      </w:r>
+    </w:p>
+    <w:p>
+      <w:pPr>
+        <w:pStyle w:val="ListParagraph"/>
+        <w:numPr>
+          <w:ilvl w:val="0"/>
+          <w:numId w:val="3"/>
+        </w:numPr>
+        <w:spacing w:after="30"/>
+      </w:pPr>
+      <w:r>
+        <w:rPr>
+          <w:sz w:val="21"/>
+          <w:szCs w:val="21"/>
+        </w:rPr>
+        <w:t xml:space="preserve">URL map: default route → the LB backend service.</w:t>
+      </w:r>
+    </w:p>
+    <w:p>
+      <w:pPr>
+        <w:pStyle w:val="ListParagraph"/>
+        <w:numPr>
+          <w:ilvl w:val="0"/>
+          <w:numId w:val="3"/>
+        </w:numPr>
+        <w:spacing w:after="30"/>
+      </w:pPr>
+      <w:r>
+        <w:rPr>
+          <w:sz w:val="21"/>
+          <w:szCs w:val="21"/>
+        </w:rPr>
+        <w:t xml:space="preserve">Backend service (INTERNAL_MANAGED, HTTPS): serverless NEG → the frontend Cloud Run; IAP enabled on it.</w:t>
+      </w:r>
+    </w:p>
+    <w:p>
+      <w:pPr>
+        <w:spacing w:after="60" w:before="120"/>
+      </w:pPr>
+      <w:r>
+        <w:rPr>
+          <w:b/>
+          <w:bCs/>
+          <w:color w:val="2E5496"/>
+          <w:sz w:val="22"/>
+          <w:szCs w:val="22"/>
+        </w:rPr>
+        <w:t xml:space="preserve">IAP / access</w:t>
+      </w:r>
+    </w:p>
+    <w:p>
+      <w:pPr>
+        <w:pStyle w:val="ListParagraph"/>
+        <w:numPr>
+          <w:ilvl w:val="0"/>
+          <w:numId w:val="3"/>
+        </w:numPr>
+        <w:spacing w:after="30"/>
+      </w:pPr>
+      <w:r>
+        <w:rPr>
+          <w:sz w:val="21"/>
+          <w:szCs w:val="21"/>
+        </w:rPr>
+        <w:t xml:space="preserve">IAP on the LB backend service; Okta via Workforce Identity Federation.</w:t>
+      </w:r>
+    </w:p>
+    <w:p>
+      <w:pPr>
+        <w:pStyle w:val="ListParagraph"/>
+        <w:numPr>
+          <w:ilvl w:val="0"/>
+          <w:numId w:val="3"/>
+        </w:numPr>
+        <w:spacing w:after="30"/>
+      </w:pPr>
+      <w:r>
+        <w:rPr>
+          <w:sz w:val="21"/>
+          <w:szCs w:val="21"/>
+        </w:rPr>
+        <w:t xml:space="preserve">Grant roles/iap.httpsResourceAccessor to the Okta allow-group — internal users only.</w:t>
+      </w:r>
+    </w:p>
+    <w:p>
+      <w:pPr>
+        <w:spacing w:after="60" w:before="120"/>
+      </w:pPr>
+      <w:r>
+        <w:rPr>
+          <w:b/>
+          <w:bCs/>
+          <w:color w:val="2E5496"/>
+          <w:sz w:val="22"/>
+          <w:szCs w:val="22"/>
+        </w:rPr>
+        <w:t xml:space="preserve">Networking (host-owned — referenced)</w:t>
+      </w:r>
+    </w:p>
+    <w:p>
+      <w:pPr>
+        <w:pStyle w:val="ListParagraph"/>
+        <w:numPr>
+          <w:ilvl w:val="0"/>
+          <w:numId w:val="3"/>
+        </w:numPr>
+        <w:spacing w:after="30"/>
+      </w:pPr>
+      <w:r>
+        <w:rPr>
+          <w:sz w:val="21"/>
+          <w:szCs w:val="21"/>
+        </w:rPr>
+        <w:t xml:space="preserve">App subnet self-link (for the VIP); proxy-only subnet (REGIONAL_MANAGED_PROXY) in-region.</w:t>
+      </w:r>
+    </w:p>
+    <w:p>
+      <w:pPr>
+        <w:pStyle w:val="ListParagraph"/>
+        <w:numPr>
+          <w:ilvl w:val="0"/>
+          <w:numId w:val="3"/>
+        </w:numPr>
+        <w:spacing w:after="30"/>
+      </w:pPr>
+      <w:r>
+        <w:rPr>
+          <w:sz w:val="21"/>
+          <w:szCs w:val="21"/>
+        </w:rPr>
+        <w:t xml:space="preserve">Firewall: allow the proxy-only subnet range → frontend Cloud Run.</w:t>
+      </w:r>
+    </w:p>
+    <w:p>
+      <w:pPr>
+        <w:pStyle w:val="ListParagraph"/>
+        <w:numPr>
+          <w:ilvl w:val="0"/>
+          <w:numId w:val="3"/>
+        </w:numPr>
+        <w:spacing w:after="30"/>
+      </w:pPr>
+      <w:r>
+        <w:rPr>
+          <w:sz w:val="21"/>
+          <w:szCs w:val="21"/>
+        </w:rPr>
+        <w:t xml:space="preserve">roles/compute.networkUser on the subnet → service project's Cloud Run service agent + Google APIs service agent.</w:t>
+      </w:r>
+    </w:p>
+    <w:p>
+      <w:pPr>
+        <w:pStyle w:val="ListParagraph"/>
+        <w:numPr>
+          <w:ilvl w:val="0"/>
+          <w:numId w:val="3"/>
+        </w:numPr>
+        <w:spacing w:after="30"/>
+      </w:pPr>
+      <w:r>
+        <w:rPr>
+          <w:sz w:val="21"/>
+          <w:szCs w:val="21"/>
+        </w:rPr>
+        <w:t xml:space="preserve">Private DNS record: custom domain → the internal VIP.</w:t>
+      </w:r>
+    </w:p>
     <w:p>
       <w:pPr>
         <w:pStyle w:val="Heading1"/>
